--- a/deliverables/02-数据规范与治理.docx
+++ b/deliverables/02-数据规范与治理.docx
@@ -422,8 +422,8 @@
         </w:tblCellMar>
       </w:tblPr>
       <w:tblGrid>
-        <w:gridCol w:w="4320"/>
-        <w:gridCol w:w="4320"/>
+        <w:gridCol w:w="4089"/>
+        <w:gridCol w:w="4551"/>
       </w:tblGrid>
       <w:tr>
         <w:tblPrEx>
@@ -447,7 +447,7 @@
         </w:trPr>
         <w:tc>
           <w:tcPr>
-            <w:tcW w:w="4320" w:type="dxa"/>
+            <w:tcW w:w="4089" w:type="dxa"/>
           </w:tcPr>
           <w:p>
             <w:pPr>
@@ -465,7 +465,7 @@
         </w:tc>
         <w:tc>
           <w:tcPr>
-            <w:tcW w:w="4320" w:type="dxa"/>
+            <w:tcW w:w="4551" w:type="dxa"/>
           </w:tcPr>
           <w:p>
             <w:pPr>
@@ -504,7 +504,7 @@
         </w:trPr>
         <w:tc>
           <w:tcPr>
-            <w:tcW w:w="4320" w:type="dxa"/>
+            <w:tcW w:w="4089" w:type="dxa"/>
           </w:tcPr>
           <w:p>
             <w:pPr>
@@ -521,7 +521,7 @@
         </w:tc>
         <w:tc>
           <w:tcPr>
-            <w:tcW w:w="4320" w:type="dxa"/>
+            <w:tcW w:w="4551" w:type="dxa"/>
           </w:tcPr>
           <w:p>
             <w:pPr>
@@ -601,7 +601,7 @@
         </w:trPr>
         <w:tc>
           <w:tcPr>
-            <w:tcW w:w="4320" w:type="dxa"/>
+            <w:tcW w:w="4089" w:type="dxa"/>
           </w:tcPr>
           <w:p>
             <w:pPr>
@@ -618,7 +618,7 @@
         </w:tc>
         <w:tc>
           <w:tcPr>
-            <w:tcW w:w="4320" w:type="dxa"/>
+            <w:tcW w:w="4551" w:type="dxa"/>
           </w:tcPr>
           <w:p>
             <w:pPr>
@@ -677,7 +677,7 @@
         </w:trPr>
         <w:tc>
           <w:tcPr>
-            <w:tcW w:w="4320" w:type="dxa"/>
+            <w:tcW w:w="4089" w:type="dxa"/>
           </w:tcPr>
           <w:p>
             <w:pPr>
@@ -708,7 +708,7 @@
         </w:tc>
         <w:tc>
           <w:tcPr>
-            <w:tcW w:w="4320" w:type="dxa"/>
+            <w:tcW w:w="4551" w:type="dxa"/>
           </w:tcPr>
           <w:p>
             <w:pPr>
@@ -746,7 +746,7 @@
         </w:trPr>
         <w:tc>
           <w:tcPr>
-            <w:tcW w:w="4320" w:type="dxa"/>
+            <w:tcW w:w="4089" w:type="dxa"/>
           </w:tcPr>
           <w:p>
             <w:pPr>
@@ -777,7 +777,7 @@
         </w:tc>
         <w:tc>
           <w:tcPr>
-            <w:tcW w:w="4320" w:type="dxa"/>
+            <w:tcW w:w="4551" w:type="dxa"/>
           </w:tcPr>
           <w:p>
             <w:pPr>
@@ -857,7 +857,7 @@
         </w:trPr>
         <w:tc>
           <w:tcPr>
-            <w:tcW w:w="4320" w:type="dxa"/>
+            <w:tcW w:w="4089" w:type="dxa"/>
           </w:tcPr>
           <w:p>
             <w:pPr>
@@ -874,7 +874,7 @@
         </w:tc>
         <w:tc>
           <w:tcPr>
-            <w:tcW w:w="4320" w:type="dxa"/>
+            <w:tcW w:w="4551" w:type="dxa"/>
           </w:tcPr>
           <w:p>
             <w:pPr>
@@ -912,7 +912,7 @@
         </w:trPr>
         <w:tc>
           <w:tcPr>
-            <w:tcW w:w="4320" w:type="dxa"/>
+            <w:tcW w:w="4089" w:type="dxa"/>
           </w:tcPr>
           <w:p>
             <w:pPr>
@@ -957,7 +957,7 @@
         </w:tc>
         <w:tc>
           <w:tcPr>
-            <w:tcW w:w="4320" w:type="dxa"/>
+            <w:tcW w:w="4551" w:type="dxa"/>
           </w:tcPr>
           <w:p>
             <w:pPr>
@@ -995,7 +995,7 @@
         </w:trPr>
         <w:tc>
           <w:tcPr>
-            <w:tcW w:w="4320" w:type="dxa"/>
+            <w:tcW w:w="4089" w:type="dxa"/>
           </w:tcPr>
           <w:p>
             <w:pPr>
@@ -1040,7 +1040,7 @@
         </w:tc>
         <w:tc>
           <w:tcPr>
-            <w:tcW w:w="4320" w:type="dxa"/>
+            <w:tcW w:w="4551" w:type="dxa"/>
           </w:tcPr>
           <w:p>
             <w:pPr>
@@ -1078,7 +1078,7 @@
         </w:trPr>
         <w:tc>
           <w:tcPr>
-            <w:tcW w:w="4320" w:type="dxa"/>
+            <w:tcW w:w="4089" w:type="dxa"/>
           </w:tcPr>
           <w:p>
             <w:pPr>
@@ -1095,7 +1095,7 @@
         </w:tc>
         <w:tc>
           <w:tcPr>
-            <w:tcW w:w="4320" w:type="dxa"/>
+            <w:tcW w:w="4551" w:type="dxa"/>
           </w:tcPr>
           <w:p>
             <w:pPr>
@@ -1133,7 +1133,7 @@
         </w:trPr>
         <w:tc>
           <w:tcPr>
-            <w:tcW w:w="4320" w:type="dxa"/>
+            <w:tcW w:w="4089" w:type="dxa"/>
           </w:tcPr>
           <w:p>
             <w:pPr>
@@ -1178,7 +1178,7 @@
         </w:tc>
         <w:tc>
           <w:tcPr>
-            <w:tcW w:w="4320" w:type="dxa"/>
+            <w:tcW w:w="4551" w:type="dxa"/>
           </w:tcPr>
           <w:p>
             <w:pPr>
@@ -1216,7 +1216,7 @@
         </w:trPr>
         <w:tc>
           <w:tcPr>
-            <w:tcW w:w="4320" w:type="dxa"/>
+            <w:tcW w:w="4089" w:type="dxa"/>
           </w:tcPr>
           <w:p>
             <w:pPr>
@@ -1233,7 +1233,7 @@
         </w:tc>
         <w:tc>
           <w:tcPr>
-            <w:tcW w:w="4320" w:type="dxa"/>
+            <w:tcW w:w="4551" w:type="dxa"/>
           </w:tcPr>
           <w:p>
             <w:pPr>
@@ -1271,7 +1271,7 @@
         </w:trPr>
         <w:tc>
           <w:tcPr>
-            <w:tcW w:w="4320" w:type="dxa"/>
+            <w:tcW w:w="4089" w:type="dxa"/>
           </w:tcPr>
           <w:p>
             <w:pPr>
@@ -1288,7 +1288,7 @@
         </w:tc>
         <w:tc>
           <w:tcPr>
-            <w:tcW w:w="4320" w:type="dxa"/>
+            <w:tcW w:w="4551" w:type="dxa"/>
           </w:tcPr>
           <w:p>
             <w:pPr>
@@ -1361,7 +1361,7 @@
         </w:trPr>
         <w:tc>
           <w:tcPr>
-            <w:tcW w:w="4320" w:type="dxa"/>
+            <w:tcW w:w="4089" w:type="dxa"/>
           </w:tcPr>
           <w:p>
             <w:pPr>
@@ -1392,7 +1392,7 @@
         </w:tc>
         <w:tc>
           <w:tcPr>
-            <w:tcW w:w="4320" w:type="dxa"/>
+            <w:tcW w:w="4551" w:type="dxa"/>
           </w:tcPr>
           <w:p>
             <w:pPr>
@@ -1430,7 +1430,7 @@
         </w:trPr>
         <w:tc>
           <w:tcPr>
-            <w:tcW w:w="4320" w:type="dxa"/>
+            <w:tcW w:w="4089" w:type="dxa"/>
           </w:tcPr>
           <w:p>
             <w:pPr>
@@ -1447,7 +1447,7 @@
         </w:tc>
         <w:tc>
           <w:tcPr>
-            <w:tcW w:w="4320" w:type="dxa"/>
+            <w:tcW w:w="4551" w:type="dxa"/>
           </w:tcPr>
           <w:p>
             <w:pPr>
@@ -1492,7 +1492,7 @@
         </w:trPr>
         <w:tc>
           <w:tcPr>
-            <w:tcW w:w="4320" w:type="dxa"/>
+            <w:tcW w:w="4089" w:type="dxa"/>
           </w:tcPr>
           <w:p>
             <w:pPr>
@@ -1509,7 +1509,7 @@
         </w:tc>
         <w:tc>
           <w:tcPr>
-            <w:tcW w:w="4320" w:type="dxa"/>
+            <w:tcW w:w="4551" w:type="dxa"/>
           </w:tcPr>
           <w:p>
             <w:pPr>
@@ -1547,7 +1547,7 @@
         </w:trPr>
         <w:tc>
           <w:tcPr>
-            <w:tcW w:w="4320" w:type="dxa"/>
+            <w:tcW w:w="4089" w:type="dxa"/>
           </w:tcPr>
           <w:p>
             <w:pPr>
@@ -1564,7 +1564,7 @@
         </w:tc>
         <w:tc>
           <w:tcPr>
-            <w:tcW w:w="4320" w:type="dxa"/>
+            <w:tcW w:w="4551" w:type="dxa"/>
           </w:tcPr>
           <w:p>
             <w:pPr>
@@ -1602,7 +1602,7 @@
         </w:trPr>
         <w:tc>
           <w:tcPr>
-            <w:tcW w:w="4320" w:type="dxa"/>
+            <w:tcW w:w="4089" w:type="dxa"/>
           </w:tcPr>
           <w:p>
             <w:pPr>
@@ -1633,7 +1633,7 @@
         </w:tc>
         <w:tc>
           <w:tcPr>
-            <w:tcW w:w="4320" w:type="dxa"/>
+            <w:tcW w:w="4551" w:type="dxa"/>
           </w:tcPr>
           <w:p>
             <w:pPr>
@@ -2637,16 +2637,7 @@
                 <w:rFonts w:ascii="Consolas" w:hAnsi="Consolas" w:eastAsia="Consolas"/>
                 <w:sz w:val="18"/>
               </w:rPr>
-              <w:t>ver</w:t>
-            </w:r>
-            <w:bookmarkStart w:id="0" w:name="_GoBack"/>
-            <w:bookmarkEnd w:id="0"/>
-            <w:r>
-              <w:rPr>
-                <w:rFonts w:ascii="Consolas" w:hAnsi="Consolas" w:eastAsia="Consolas"/>
-                <w:sz w:val="18"/>
-              </w:rPr>
-              <w:t>ify-data-home</w:t>
+              <w:t>verify-data-home</w:t>
             </w:r>
             <w:r>
               <w:rPr>
@@ -4195,7 +4186,7 @@
     <w:tbl>
       <w:tblPr>
         <w:tblStyle w:val="33"/>
-        <w:tblW w:w="0" w:type="auto"/>
+        <w:tblW w:w="9029" w:type="dxa"/>
         <w:jc w:val="center"/>
         <w:tblBorders>
           <w:top w:val="single" w:color="auto" w:sz="4" w:space="0"/>
@@ -4214,9 +4205,9 @@
         </w:tblCellMar>
       </w:tblPr>
       <w:tblGrid>
-        <w:gridCol w:w="2880"/>
-        <w:gridCol w:w="2880"/>
-        <w:gridCol w:w="2880"/>
+        <w:gridCol w:w="769"/>
+        <w:gridCol w:w="4939"/>
+        <w:gridCol w:w="3321"/>
       </w:tblGrid>
       <w:tr>
         <w:tblPrEx>
@@ -4228,19 +4219,13 @@
             <w:insideH w:val="single" w:color="auto" w:sz="4" w:space="0"/>
             <w:insideV w:val="single" w:color="auto" w:sz="4" w:space="0"/>
           </w:tblBorders>
-          <w:tblCellMar>
-            <w:top w:w="0" w:type="dxa"/>
-            <w:left w:w="108" w:type="dxa"/>
-            <w:bottom w:w="0" w:type="dxa"/>
-            <w:right w:w="108" w:type="dxa"/>
-          </w:tblCellMar>
         </w:tblPrEx>
         <w:trPr>
           <w:jc w:val="center"/>
         </w:trPr>
         <w:tc>
           <w:tcPr>
-            <w:tcW w:w="2880" w:type="dxa"/>
+            <w:tcW w:w="769" w:type="dxa"/>
           </w:tcPr>
           <w:p>
             <w:pPr>
@@ -4258,7 +4243,7 @@
         </w:tc>
         <w:tc>
           <w:tcPr>
-            <w:tcW w:w="2880" w:type="dxa"/>
+            <w:tcW w:w="4939" w:type="dxa"/>
           </w:tcPr>
           <w:p>
             <w:pPr>
@@ -4276,7 +4261,7 @@
         </w:tc>
         <w:tc>
           <w:tcPr>
-            <w:tcW w:w="2880" w:type="dxa"/>
+            <w:tcW w:w="3321" w:type="dxa"/>
           </w:tcPr>
           <w:p>
             <w:pPr>
@@ -4315,7 +4300,7 @@
         </w:trPr>
         <w:tc>
           <w:tcPr>
-            <w:tcW w:w="2880" w:type="dxa"/>
+            <w:tcW w:w="769" w:type="dxa"/>
           </w:tcPr>
           <w:p>
             <w:pPr>
@@ -4332,7 +4317,7 @@
         </w:tc>
         <w:tc>
           <w:tcPr>
-            <w:tcW w:w="2880" w:type="dxa"/>
+            <w:tcW w:w="4939" w:type="dxa"/>
           </w:tcPr>
           <w:p>
             <w:pPr>
@@ -4349,7 +4334,7 @@
         </w:tc>
         <w:tc>
           <w:tcPr>
-            <w:tcW w:w="2880" w:type="dxa"/>
+            <w:tcW w:w="3321" w:type="dxa"/>
           </w:tcPr>
           <w:p>
             <w:pPr>
@@ -4387,7 +4372,7 @@
         </w:trPr>
         <w:tc>
           <w:tcPr>
-            <w:tcW w:w="2880" w:type="dxa"/>
+            <w:tcW w:w="769" w:type="dxa"/>
           </w:tcPr>
           <w:p>
             <w:pPr>
@@ -4400,11 +4385,13 @@
               </w:rPr>
               <w:t>v2</w:t>
             </w:r>
+            <w:bookmarkStart w:id="0" w:name="_GoBack"/>
+            <w:bookmarkEnd w:id="0"/>
           </w:p>
         </w:tc>
         <w:tc>
           <w:tcPr>
-            <w:tcW w:w="2880" w:type="dxa"/>
+            <w:tcW w:w="4939" w:type="dxa"/>
           </w:tcPr>
           <w:p>
             <w:pPr>
@@ -4421,7 +4408,7 @@
         </w:tc>
         <w:tc>
           <w:tcPr>
-            <w:tcW w:w="2880" w:type="dxa"/>
+            <w:tcW w:w="3321" w:type="dxa"/>
           </w:tcPr>
           <w:p>
             <w:pPr>
@@ -4473,7 +4460,7 @@
         </w:trPr>
         <w:tc>
           <w:tcPr>
-            <w:tcW w:w="2880" w:type="dxa"/>
+            <w:tcW w:w="769" w:type="dxa"/>
           </w:tcPr>
           <w:p>
             <w:pPr>
@@ -4490,7 +4477,7 @@
         </w:tc>
         <w:tc>
           <w:tcPr>
-            <w:tcW w:w="2880" w:type="dxa"/>
+            <w:tcW w:w="4939" w:type="dxa"/>
           </w:tcPr>
           <w:p>
             <w:pPr>
@@ -4507,7 +4494,7 @@
         </w:tc>
         <w:tc>
           <w:tcPr>
-            <w:tcW w:w="2880" w:type="dxa"/>
+            <w:tcW w:w="3321" w:type="dxa"/>
           </w:tcPr>
           <w:p>
             <w:pPr>
@@ -4882,9 +4869,9 @@
         </w:tblCellMar>
       </w:tblPr>
       <w:tblGrid>
-        <w:gridCol w:w="2880"/>
-        <w:gridCol w:w="2880"/>
-        <w:gridCol w:w="2880"/>
+        <w:gridCol w:w="2331"/>
+        <w:gridCol w:w="1563"/>
+        <w:gridCol w:w="4746"/>
       </w:tblGrid>
       <w:tr>
         <w:tblPrEx>
@@ -4908,7 +4895,7 @@
         </w:trPr>
         <w:tc>
           <w:tcPr>
-            <w:tcW w:w="2880" w:type="dxa"/>
+            <w:tcW w:w="2331" w:type="dxa"/>
           </w:tcPr>
           <w:p>
             <w:pPr>
@@ -4926,7 +4913,7 @@
         </w:tc>
         <w:tc>
           <w:tcPr>
-            <w:tcW w:w="2880" w:type="dxa"/>
+            <w:tcW w:w="1563" w:type="dxa"/>
           </w:tcPr>
           <w:p>
             <w:pPr>
@@ -4944,7 +4931,7 @@
         </w:tc>
         <w:tc>
           <w:tcPr>
-            <w:tcW w:w="2880" w:type="dxa"/>
+            <w:tcW w:w="4746" w:type="dxa"/>
           </w:tcPr>
           <w:p>
             <w:pPr>
@@ -4983,7 +4970,7 @@
         </w:trPr>
         <w:tc>
           <w:tcPr>
-            <w:tcW w:w="2880" w:type="dxa"/>
+            <w:tcW w:w="2331" w:type="dxa"/>
           </w:tcPr>
           <w:p>
             <w:pPr>
@@ -5000,7 +4987,7 @@
         </w:tc>
         <w:tc>
           <w:tcPr>
-            <w:tcW w:w="2880" w:type="dxa"/>
+            <w:tcW w:w="1563" w:type="dxa"/>
           </w:tcPr>
           <w:p>
             <w:pPr>
@@ -5017,7 +5004,7 @@
         </w:tc>
         <w:tc>
           <w:tcPr>
-            <w:tcW w:w="2880" w:type="dxa"/>
+            <w:tcW w:w="4746" w:type="dxa"/>
           </w:tcPr>
           <w:p>
             <w:pPr>
@@ -5062,7 +5049,7 @@
         </w:trPr>
         <w:tc>
           <w:tcPr>
-            <w:tcW w:w="2880" w:type="dxa"/>
+            <w:tcW w:w="2331" w:type="dxa"/>
           </w:tcPr>
           <w:p>
             <w:pPr>
@@ -5079,7 +5066,7 @@
         </w:tc>
         <w:tc>
           <w:tcPr>
-            <w:tcW w:w="2880" w:type="dxa"/>
+            <w:tcW w:w="1563" w:type="dxa"/>
           </w:tcPr>
           <w:p>
             <w:pPr>
@@ -5096,7 +5083,7 @@
         </w:tc>
         <w:tc>
           <w:tcPr>
-            <w:tcW w:w="2880" w:type="dxa"/>
+            <w:tcW w:w="4746" w:type="dxa"/>
           </w:tcPr>
           <w:p>
             <w:pPr>
@@ -5134,7 +5121,7 @@
         </w:trPr>
         <w:tc>
           <w:tcPr>
-            <w:tcW w:w="2880" w:type="dxa"/>
+            <w:tcW w:w="2331" w:type="dxa"/>
           </w:tcPr>
           <w:p>
             <w:pPr>
@@ -5151,7 +5138,7 @@
         </w:tc>
         <w:tc>
           <w:tcPr>
-            <w:tcW w:w="2880" w:type="dxa"/>
+            <w:tcW w:w="1563" w:type="dxa"/>
           </w:tcPr>
           <w:p>
             <w:pPr>
@@ -5168,7 +5155,7 @@
         </w:tc>
         <w:tc>
           <w:tcPr>
-            <w:tcW w:w="2880" w:type="dxa"/>
+            <w:tcW w:w="4746" w:type="dxa"/>
           </w:tcPr>
           <w:p>
             <w:pPr>
@@ -5206,7 +5193,7 @@
         </w:trPr>
         <w:tc>
           <w:tcPr>
-            <w:tcW w:w="2880" w:type="dxa"/>
+            <w:tcW w:w="2331" w:type="dxa"/>
           </w:tcPr>
           <w:p>
             <w:pPr>
@@ -5223,7 +5210,7 @@
         </w:tc>
         <w:tc>
           <w:tcPr>
-            <w:tcW w:w="2880" w:type="dxa"/>
+            <w:tcW w:w="1563" w:type="dxa"/>
           </w:tcPr>
           <w:p>
             <w:pPr>
@@ -5240,7 +5227,7 @@
         </w:tc>
         <w:tc>
           <w:tcPr>
-            <w:tcW w:w="2880" w:type="dxa"/>
+            <w:tcW w:w="4746" w:type="dxa"/>
           </w:tcPr>
           <w:p>
             <w:pPr>
@@ -5278,7 +5265,7 @@
         </w:trPr>
         <w:tc>
           <w:tcPr>
-            <w:tcW w:w="2880" w:type="dxa"/>
+            <w:tcW w:w="2331" w:type="dxa"/>
           </w:tcPr>
           <w:p>
             <w:pPr>
@@ -5295,7 +5282,7 @@
         </w:tc>
         <w:tc>
           <w:tcPr>
-            <w:tcW w:w="2880" w:type="dxa"/>
+            <w:tcW w:w="1563" w:type="dxa"/>
           </w:tcPr>
           <w:p>
             <w:pPr>
@@ -5312,7 +5299,7 @@
         </w:tc>
         <w:tc>
           <w:tcPr>
-            <w:tcW w:w="2880" w:type="dxa"/>
+            <w:tcW w:w="4746" w:type="dxa"/>
           </w:tcPr>
           <w:p>
             <w:pPr>
@@ -5350,7 +5337,7 @@
         </w:trPr>
         <w:tc>
           <w:tcPr>
-            <w:tcW w:w="2880" w:type="dxa"/>
+            <w:tcW w:w="2331" w:type="dxa"/>
           </w:tcPr>
           <w:p>
             <w:pPr>
@@ -5367,7 +5354,7 @@
         </w:tc>
         <w:tc>
           <w:tcPr>
-            <w:tcW w:w="2880" w:type="dxa"/>
+            <w:tcW w:w="1563" w:type="dxa"/>
           </w:tcPr>
           <w:p>
             <w:pPr>
@@ -5384,7 +5371,7 @@
         </w:tc>
         <w:tc>
           <w:tcPr>
-            <w:tcW w:w="2880" w:type="dxa"/>
+            <w:tcW w:w="4746" w:type="dxa"/>
           </w:tcPr>
           <w:p>
             <w:pPr>
@@ -5422,7 +5409,7 @@
         </w:trPr>
         <w:tc>
           <w:tcPr>
-            <w:tcW w:w="2880" w:type="dxa"/>
+            <w:tcW w:w="2331" w:type="dxa"/>
           </w:tcPr>
           <w:p>
             <w:pPr>
@@ -5440,7 +5427,7 @@
         </w:tc>
         <w:tc>
           <w:tcPr>
-            <w:tcW w:w="2880" w:type="dxa"/>
+            <w:tcW w:w="1563" w:type="dxa"/>
           </w:tcPr>
           <w:p>
             <w:pPr>
@@ -5458,7 +5445,7 @@
         </w:tc>
         <w:tc>
           <w:tcPr>
-            <w:tcW w:w="2880" w:type="dxa"/>
+            <w:tcW w:w="4746" w:type="dxa"/>
           </w:tcPr>
           <w:p>
             <w:pPr>
@@ -5496,7 +5483,7 @@
         </w:trPr>
         <w:tc>
           <w:tcPr>
-            <w:tcW w:w="2880" w:type="dxa"/>
+            <w:tcW w:w="2331" w:type="dxa"/>
           </w:tcPr>
           <w:p>
             <w:pPr>
@@ -5514,7 +5501,7 @@
         </w:tc>
         <w:tc>
           <w:tcPr>
-            <w:tcW w:w="2880" w:type="dxa"/>
+            <w:tcW w:w="1563" w:type="dxa"/>
           </w:tcPr>
           <w:p>
             <w:pPr>
@@ -5532,7 +5519,7 @@
         </w:tc>
         <w:tc>
           <w:tcPr>
-            <w:tcW w:w="2880" w:type="dxa"/>
+            <w:tcW w:w="4746" w:type="dxa"/>
           </w:tcPr>
           <w:p>
             <w:pPr>
@@ -5639,8 +5626,8 @@
       </w:tblPr>
       <w:tblGrid>
         <w:gridCol w:w="2880"/>
-        <w:gridCol w:w="2880"/>
-        <w:gridCol w:w="2880"/>
+        <w:gridCol w:w="1865"/>
+        <w:gridCol w:w="3895"/>
       </w:tblGrid>
       <w:tr>
         <w:tblPrEx>
@@ -5682,7 +5669,7 @@
         </w:tc>
         <w:tc>
           <w:tcPr>
-            <w:tcW w:w="2880" w:type="dxa"/>
+            <w:tcW w:w="1865" w:type="dxa"/>
           </w:tcPr>
           <w:p>
             <w:pPr>
@@ -5700,7 +5687,7 @@
         </w:tc>
         <w:tc>
           <w:tcPr>
-            <w:tcW w:w="2880" w:type="dxa"/>
+            <w:tcW w:w="3895" w:type="dxa"/>
           </w:tcPr>
           <w:p>
             <w:pPr>
@@ -5756,7 +5743,7 @@
         </w:tc>
         <w:tc>
           <w:tcPr>
-            <w:tcW w:w="2880" w:type="dxa"/>
+            <w:tcW w:w="1865" w:type="dxa"/>
           </w:tcPr>
           <w:p>
             <w:pPr>
@@ -5773,7 +5760,7 @@
         </w:tc>
         <w:tc>
           <w:tcPr>
-            <w:tcW w:w="2880" w:type="dxa"/>
+            <w:tcW w:w="3895" w:type="dxa"/>
           </w:tcPr>
           <w:p>
             <w:pPr>
@@ -5842,7 +5829,7 @@
         </w:tc>
         <w:tc>
           <w:tcPr>
-            <w:tcW w:w="2880" w:type="dxa"/>
+            <w:tcW w:w="1865" w:type="dxa"/>
           </w:tcPr>
           <w:p>
             <w:pPr>
@@ -5859,7 +5846,7 @@
         </w:tc>
         <w:tc>
           <w:tcPr>
-            <w:tcW w:w="2880" w:type="dxa"/>
+            <w:tcW w:w="3895" w:type="dxa"/>
           </w:tcPr>
           <w:p>
             <w:pPr>
@@ -5921,7 +5908,7 @@
         </w:tc>
         <w:tc>
           <w:tcPr>
-            <w:tcW w:w="2880" w:type="dxa"/>
+            <w:tcW w:w="1865" w:type="dxa"/>
           </w:tcPr>
           <w:p>
             <w:pPr>
@@ -5938,7 +5925,7 @@
         </w:tc>
         <w:tc>
           <w:tcPr>
-            <w:tcW w:w="2880" w:type="dxa"/>
+            <w:tcW w:w="3895" w:type="dxa"/>
           </w:tcPr>
           <w:p>
             <w:pPr>
@@ -5993,7 +5980,7 @@
         </w:tc>
         <w:tc>
           <w:tcPr>
-            <w:tcW w:w="2880" w:type="dxa"/>
+            <w:tcW w:w="1865" w:type="dxa"/>
           </w:tcPr>
           <w:p>
             <w:pPr>
@@ -6010,7 +5997,7 @@
         </w:tc>
         <w:tc>
           <w:tcPr>
-            <w:tcW w:w="2880" w:type="dxa"/>
+            <w:tcW w:w="3895" w:type="dxa"/>
           </w:tcPr>
           <w:p>
             <w:pPr>
@@ -6065,7 +6052,7 @@
         </w:tc>
         <w:tc>
           <w:tcPr>
-            <w:tcW w:w="2880" w:type="dxa"/>
+            <w:tcW w:w="1865" w:type="dxa"/>
           </w:tcPr>
           <w:p>
             <w:pPr>
@@ -6082,7 +6069,7 @@
         </w:tc>
         <w:tc>
           <w:tcPr>
-            <w:tcW w:w="2880" w:type="dxa"/>
+            <w:tcW w:w="3895" w:type="dxa"/>
           </w:tcPr>
           <w:p>
             <w:pPr>
@@ -6137,7 +6124,7 @@
         </w:tc>
         <w:tc>
           <w:tcPr>
-            <w:tcW w:w="2880" w:type="dxa"/>
+            <w:tcW w:w="1865" w:type="dxa"/>
           </w:tcPr>
           <w:p>
             <w:pPr>
@@ -6154,7 +6141,7 @@
         </w:tc>
         <w:tc>
           <w:tcPr>
-            <w:tcW w:w="2880" w:type="dxa"/>
+            <w:tcW w:w="3895" w:type="dxa"/>
           </w:tcPr>
           <w:p>
             <w:pPr>
@@ -6637,7 +6624,7 @@
     <w:lsdException w:uiPriority="99" w:name="footnote text"/>
     <w:lsdException w:uiPriority="99" w:name="annotation text"/>
     <w:lsdException w:qFormat="1" w:uiPriority="99" w:semiHidden="0" w:name="header"/>
-    <w:lsdException w:uiPriority="99" w:semiHidden="0" w:name="footer"/>
+    <w:lsdException w:qFormat="1" w:uiPriority="99" w:semiHidden="0" w:name="footer"/>
     <w:lsdException w:uiPriority="99" w:name="index heading"/>
     <w:lsdException w:qFormat="1" w:uiPriority="35" w:name="caption"/>
     <w:lsdException w:uiPriority="99" w:name="table of figures"/>
@@ -6653,28 +6640,28 @@
     <w:lsdException w:qFormat="1" w:uiPriority="99" w:semiHidden="0" w:name="macro"/>
     <w:lsdException w:uiPriority="99" w:name="toa heading"/>
     <w:lsdException w:qFormat="1" w:uiPriority="99" w:semiHidden="0" w:name="List"/>
-    <w:lsdException w:uiPriority="99" w:semiHidden="0" w:name="List Bullet"/>
-    <w:lsdException w:uiPriority="99" w:semiHidden="0" w:name="List Number"/>
+    <w:lsdException w:qFormat="1" w:uiPriority="99" w:semiHidden="0" w:name="List Bullet"/>
+    <w:lsdException w:qFormat="1" w:uiPriority="99" w:semiHidden="0" w:name="List Number"/>
     <w:lsdException w:qFormat="1" w:uiPriority="99" w:semiHidden="0" w:name="List 2"/>
     <w:lsdException w:qFormat="1" w:uiPriority="99" w:semiHidden="0" w:name="List 3"/>
     <w:lsdException w:uiPriority="99" w:name="List 4"/>
     <w:lsdException w:uiPriority="99" w:name="List 5"/>
     <w:lsdException w:qFormat="1" w:uiPriority="99" w:semiHidden="0" w:name="List Bullet 2"/>
-    <w:lsdException w:uiPriority="99" w:semiHidden="0" w:name="List Bullet 3"/>
+    <w:lsdException w:qFormat="1" w:uiPriority="99" w:semiHidden="0" w:name="List Bullet 3"/>
     <w:lsdException w:uiPriority="99" w:name="List Bullet 4"/>
     <w:lsdException w:uiPriority="99" w:name="List Bullet 5"/>
     <w:lsdException w:uiPriority="99" w:semiHidden="0" w:name="List Number 2"/>
-    <w:lsdException w:uiPriority="99" w:semiHidden="0" w:name="List Number 3"/>
+    <w:lsdException w:qFormat="1" w:uiPriority="99" w:semiHidden="0" w:name="List Number 3"/>
     <w:lsdException w:uiPriority="99" w:name="List Number 4"/>
     <w:lsdException w:uiPriority="99" w:name="List Number 5"/>
     <w:lsdException w:qFormat="1" w:unhideWhenUsed="0" w:uiPriority="10" w:semiHidden="0" w:name="Title"/>
     <w:lsdException w:uiPriority="99" w:name="Closing"/>
     <w:lsdException w:uiPriority="99" w:name="Signature"/>
     <w:lsdException w:qFormat="1" w:uiPriority="1" w:name="Default Paragraph Font"/>
-    <w:lsdException w:uiPriority="99" w:semiHidden="0" w:name="Body Text"/>
+    <w:lsdException w:qFormat="1" w:uiPriority="99" w:semiHidden="0" w:name="Body Text"/>
     <w:lsdException w:uiPriority="99" w:name="Body Text Indent"/>
     <w:lsdException w:qFormat="1" w:uiPriority="99" w:semiHidden="0" w:name="List Continue"/>
-    <w:lsdException w:uiPriority="99" w:semiHidden="0" w:name="List Continue 2"/>
+    <w:lsdException w:qFormat="1" w:uiPriority="99" w:semiHidden="0" w:name="List Continue 2"/>
     <w:lsdException w:qFormat="1" w:uiPriority="99" w:semiHidden="0" w:name="List Continue 3"/>
     <w:lsdException w:uiPriority="99" w:name="List Continue 4"/>
     <w:lsdException w:uiPriority="99" w:name="List Continue 5"/>
@@ -6758,52 +6745,52 @@
     <w:lsdException w:qFormat="1" w:unhideWhenUsed="0" w:uiPriority="1" w:semiHidden="0" w:name="No Spacing"/>
     <w:lsdException w:qFormat="1" w:unhideWhenUsed="0" w:uiPriority="60" w:semiHidden="0" w:name="Light Shading"/>
     <w:lsdException w:qFormat="1" w:unhideWhenUsed="0" w:uiPriority="61" w:semiHidden="0" w:name="Light List"/>
-    <w:lsdException w:unhideWhenUsed="0" w:uiPriority="62" w:semiHidden="0" w:name="Light Grid"/>
-    <w:lsdException w:unhideWhenUsed="0" w:uiPriority="63" w:semiHidden="0" w:name="Medium Shading 1"/>
+    <w:lsdException w:qFormat="1" w:unhideWhenUsed="0" w:uiPriority="62" w:semiHidden="0" w:name="Light Grid"/>
+    <w:lsdException w:qFormat="1" w:unhideWhenUsed="0" w:uiPriority="63" w:semiHidden="0" w:name="Medium Shading 1"/>
     <w:lsdException w:qFormat="1" w:unhideWhenUsed="0" w:uiPriority="64" w:semiHidden="0" w:name="Medium Shading 2"/>
-    <w:lsdException w:unhideWhenUsed="0" w:uiPriority="65" w:semiHidden="0" w:name="Medium List 1"/>
+    <w:lsdException w:qFormat="1" w:unhideWhenUsed="0" w:uiPriority="65" w:semiHidden="0" w:name="Medium List 1"/>
     <w:lsdException w:qFormat="1" w:unhideWhenUsed="0" w:uiPriority="66" w:semiHidden="0" w:name="Medium List 2"/>
     <w:lsdException w:qFormat="1" w:unhideWhenUsed="0" w:uiPriority="67" w:semiHidden="0" w:name="Medium Grid 1"/>
-    <w:lsdException w:unhideWhenUsed="0" w:uiPriority="68" w:semiHidden="0" w:name="Medium Grid 2"/>
-    <w:lsdException w:unhideWhenUsed="0" w:uiPriority="69" w:semiHidden="0" w:name="Medium Grid 3"/>
+    <w:lsdException w:qFormat="1" w:unhideWhenUsed="0" w:uiPriority="68" w:semiHidden="0" w:name="Medium Grid 2"/>
+    <w:lsdException w:qFormat="1" w:unhideWhenUsed="0" w:uiPriority="69" w:semiHidden="0" w:name="Medium Grid 3"/>
     <w:lsdException w:qFormat="1" w:unhideWhenUsed="0" w:uiPriority="70" w:semiHidden="0" w:name="Dark List"/>
     <w:lsdException w:qFormat="1" w:unhideWhenUsed="0" w:uiPriority="71" w:semiHidden="0" w:name="Colorful Shading"/>
     <w:lsdException w:qFormat="1" w:unhideWhenUsed="0" w:uiPriority="72" w:semiHidden="0" w:name="Colorful List"/>
-    <w:lsdException w:unhideWhenUsed="0" w:uiPriority="73" w:semiHidden="0" w:name="Colorful Grid"/>
+    <w:lsdException w:qFormat="1" w:unhideWhenUsed="0" w:uiPriority="73" w:semiHidden="0" w:name="Colorful Grid"/>
     <w:lsdException w:unhideWhenUsed="0" w:uiPriority="60" w:semiHidden="0" w:name="Light Shading Accent 1"/>
-    <w:lsdException w:unhideWhenUsed="0" w:uiPriority="61" w:semiHidden="0" w:name="Light List Accent 1"/>
-    <w:lsdException w:unhideWhenUsed="0" w:uiPriority="62" w:semiHidden="0" w:name="Light Grid Accent 1"/>
+    <w:lsdException w:qFormat="1" w:unhideWhenUsed="0" w:uiPriority="61" w:semiHidden="0" w:name="Light List Accent 1"/>
+    <w:lsdException w:qFormat="1" w:unhideWhenUsed="0" w:uiPriority="62" w:semiHidden="0" w:name="Light Grid Accent 1"/>
     <w:lsdException w:qFormat="1" w:unhideWhenUsed="0" w:uiPriority="63" w:semiHidden="0" w:name="Medium Shading 1 Accent 1"/>
-    <w:lsdException w:unhideWhenUsed="0" w:uiPriority="64" w:semiHidden="0" w:name="Medium Shading 2 Accent 1"/>
+    <w:lsdException w:qFormat="1" w:unhideWhenUsed="0" w:uiPriority="64" w:semiHidden="0" w:name="Medium Shading 2 Accent 1"/>
     <w:lsdException w:qFormat="1" w:unhideWhenUsed="0" w:uiPriority="65" w:semiHidden="0" w:name="Medium List 1 Accent 1"/>
     <w:lsdException w:qFormat="1" w:unhideWhenUsed="0" w:uiPriority="34" w:semiHidden="0" w:name="List Paragraph"/>
     <w:lsdException w:qFormat="1" w:unhideWhenUsed="0" w:uiPriority="29" w:semiHidden="0" w:name="Quote"/>
     <w:lsdException w:qFormat="1" w:unhideWhenUsed="0" w:uiPriority="30" w:semiHidden="0" w:name="Intense Quote"/>
-    <w:lsdException w:unhideWhenUsed="0" w:uiPriority="66" w:semiHidden="0" w:name="Medium List 2 Accent 1"/>
+    <w:lsdException w:qFormat="1" w:unhideWhenUsed="0" w:uiPriority="66" w:semiHidden="0" w:name="Medium List 2 Accent 1"/>
     <w:lsdException w:qFormat="1" w:unhideWhenUsed="0" w:uiPriority="67" w:semiHidden="0" w:name="Medium Grid 1 Accent 1"/>
-    <w:lsdException w:unhideWhenUsed="0" w:uiPriority="68" w:semiHidden="0" w:name="Medium Grid 2 Accent 1"/>
+    <w:lsdException w:qFormat="1" w:unhideWhenUsed="0" w:uiPriority="68" w:semiHidden="0" w:name="Medium Grid 2 Accent 1"/>
     <w:lsdException w:qFormat="1" w:unhideWhenUsed="0" w:uiPriority="69" w:semiHidden="0" w:name="Medium Grid 3 Accent 1"/>
     <w:lsdException w:qFormat="1" w:unhideWhenUsed="0" w:uiPriority="70" w:semiHidden="0" w:name="Dark List Accent 1"/>
     <w:lsdException w:qFormat="1" w:unhideWhenUsed="0" w:uiPriority="71" w:semiHidden="0" w:name="Colorful Shading Accent 1"/>
-    <w:lsdException w:unhideWhenUsed="0" w:uiPriority="72" w:semiHidden="0" w:name="Colorful List Accent 1"/>
+    <w:lsdException w:qFormat="1" w:unhideWhenUsed="0" w:uiPriority="72" w:semiHidden="0" w:name="Colorful List Accent 1"/>
     <w:lsdException w:qFormat="1" w:unhideWhenUsed="0" w:uiPriority="73" w:semiHidden="0" w:name="Colorful Grid Accent 1"/>
     <w:lsdException w:qFormat="1" w:unhideWhenUsed="0" w:uiPriority="60" w:semiHidden="0" w:name="Light Shading Accent 2"/>
-    <w:lsdException w:unhideWhenUsed="0" w:uiPriority="61" w:semiHidden="0" w:name="Light List Accent 2"/>
-    <w:lsdException w:unhideWhenUsed="0" w:uiPriority="62" w:semiHidden="0" w:name="Light Grid Accent 2"/>
-    <w:lsdException w:unhideWhenUsed="0" w:uiPriority="63" w:semiHidden="0" w:name="Medium Shading 1 Accent 2"/>
+    <w:lsdException w:qFormat="1" w:unhideWhenUsed="0" w:uiPriority="61" w:semiHidden="0" w:name="Light List Accent 2"/>
+    <w:lsdException w:qFormat="1" w:unhideWhenUsed="0" w:uiPriority="62" w:semiHidden="0" w:name="Light Grid Accent 2"/>
+    <w:lsdException w:qFormat="1" w:unhideWhenUsed="0" w:uiPriority="63" w:semiHidden="0" w:name="Medium Shading 1 Accent 2"/>
     <w:lsdException w:qFormat="1" w:unhideWhenUsed="0" w:uiPriority="64" w:semiHidden="0" w:name="Medium Shading 2 Accent 2"/>
-    <w:lsdException w:unhideWhenUsed="0" w:uiPriority="65" w:semiHidden="0" w:name="Medium List 1 Accent 2"/>
-    <w:lsdException w:unhideWhenUsed="0" w:uiPriority="66" w:semiHidden="0" w:name="Medium List 2 Accent 2"/>
-    <w:lsdException w:unhideWhenUsed="0" w:uiPriority="67" w:semiHidden="0" w:name="Medium Grid 1 Accent 2"/>
+    <w:lsdException w:qFormat="1" w:unhideWhenUsed="0" w:uiPriority="65" w:semiHidden="0" w:name="Medium List 1 Accent 2"/>
+    <w:lsdException w:qFormat="1" w:unhideWhenUsed="0" w:uiPriority="66" w:semiHidden="0" w:name="Medium List 2 Accent 2"/>
+    <w:lsdException w:qFormat="1" w:unhideWhenUsed="0" w:uiPriority="67" w:semiHidden="0" w:name="Medium Grid 1 Accent 2"/>
     <w:lsdException w:qFormat="1" w:unhideWhenUsed="0" w:uiPriority="68" w:semiHidden="0" w:name="Medium Grid 2 Accent 2"/>
     <w:lsdException w:qFormat="1" w:unhideWhenUsed="0" w:uiPriority="69" w:semiHidden="0" w:name="Medium Grid 3 Accent 2"/>
     <w:lsdException w:unhideWhenUsed="0" w:uiPriority="70" w:semiHidden="0" w:name="Dark List Accent 2"/>
     <w:lsdException w:qFormat="1" w:unhideWhenUsed="0" w:uiPriority="71" w:semiHidden="0" w:name="Colorful Shading Accent 2"/>
     <w:lsdException w:qFormat="1" w:unhideWhenUsed="0" w:uiPriority="72" w:semiHidden="0" w:name="Colorful List Accent 2"/>
-    <w:lsdException w:unhideWhenUsed="0" w:uiPriority="73" w:semiHidden="0" w:name="Colorful Grid Accent 2"/>
-    <w:lsdException w:unhideWhenUsed="0" w:uiPriority="60" w:semiHidden="0" w:name="Light Shading Accent 3"/>
-    <w:lsdException w:unhideWhenUsed="0" w:uiPriority="61" w:semiHidden="0" w:name="Light List Accent 3"/>
-    <w:lsdException w:unhideWhenUsed="0" w:uiPriority="62" w:semiHidden="0" w:name="Light Grid Accent 3"/>
+    <w:lsdException w:qFormat="1" w:unhideWhenUsed="0" w:uiPriority="73" w:semiHidden="0" w:name="Colorful Grid Accent 2"/>
+    <w:lsdException w:qFormat="1" w:unhideWhenUsed="0" w:uiPriority="60" w:semiHidden="0" w:name="Light Shading Accent 3"/>
+    <w:lsdException w:qFormat="1" w:unhideWhenUsed="0" w:uiPriority="61" w:semiHidden="0" w:name="Light List Accent 3"/>
+    <w:lsdException w:qFormat="1" w:unhideWhenUsed="0" w:uiPriority="62" w:semiHidden="0" w:name="Light Grid Accent 3"/>
     <w:lsdException w:qFormat="1" w:unhideWhenUsed="0" w:uiPriority="63" w:semiHidden="0" w:name="Medium Shading 1 Accent 3"/>
     <w:lsdException w:qFormat="1" w:unhideWhenUsed="0" w:uiPriority="64" w:semiHidden="0" w:name="Medium Shading 2 Accent 3"/>
     <w:lsdException w:qFormat="1" w:unhideWhenUsed="0" w:uiPriority="65" w:semiHidden="0" w:name="Medium List 1 Accent 3"/>
@@ -6815,45 +6802,45 @@
     <w:lsdException w:qFormat="1" w:unhideWhenUsed="0" w:uiPriority="71" w:semiHidden="0" w:name="Colorful Shading Accent 3"/>
     <w:lsdException w:unhideWhenUsed="0" w:uiPriority="72" w:semiHidden="0" w:name="Colorful List Accent 3"/>
     <w:lsdException w:qFormat="1" w:unhideWhenUsed="0" w:uiPriority="73" w:semiHidden="0" w:name="Colorful Grid Accent 3"/>
-    <w:lsdException w:unhideWhenUsed="0" w:uiPriority="60" w:semiHidden="0" w:name="Light Shading Accent 4"/>
-    <w:lsdException w:unhideWhenUsed="0" w:uiPriority="61" w:semiHidden="0" w:name="Light List Accent 4"/>
-    <w:lsdException w:unhideWhenUsed="0" w:uiPriority="62" w:semiHidden="0" w:name="Light Grid Accent 4"/>
-    <w:lsdException w:unhideWhenUsed="0" w:uiPriority="63" w:semiHidden="0" w:name="Medium Shading 1 Accent 4"/>
-    <w:lsdException w:unhideWhenUsed="0" w:uiPriority="64" w:semiHidden="0" w:name="Medium Shading 2 Accent 4"/>
+    <w:lsdException w:qFormat="1" w:unhideWhenUsed="0" w:uiPriority="60" w:semiHidden="0" w:name="Light Shading Accent 4"/>
+    <w:lsdException w:qFormat="1" w:unhideWhenUsed="0" w:uiPriority="61" w:semiHidden="0" w:name="Light List Accent 4"/>
+    <w:lsdException w:qFormat="1" w:unhideWhenUsed="0" w:uiPriority="62" w:semiHidden="0" w:name="Light Grid Accent 4"/>
+    <w:lsdException w:qFormat="1" w:unhideWhenUsed="0" w:uiPriority="63" w:semiHidden="0" w:name="Medium Shading 1 Accent 4"/>
+    <w:lsdException w:qFormat="1" w:unhideWhenUsed="0" w:uiPriority="64" w:semiHidden="0" w:name="Medium Shading 2 Accent 4"/>
     <w:lsdException w:unhideWhenUsed="0" w:uiPriority="65" w:semiHidden="0" w:name="Medium List 1 Accent 4"/>
-    <w:lsdException w:unhideWhenUsed="0" w:uiPriority="66" w:semiHidden="0" w:name="Medium List 2 Accent 4"/>
-    <w:lsdException w:unhideWhenUsed="0" w:uiPriority="67" w:semiHidden="0" w:name="Medium Grid 1 Accent 4"/>
+    <w:lsdException w:qFormat="1" w:unhideWhenUsed="0" w:uiPriority="66" w:semiHidden="0" w:name="Medium List 2 Accent 4"/>
+    <w:lsdException w:qFormat="1" w:unhideWhenUsed="0" w:uiPriority="67" w:semiHidden="0" w:name="Medium Grid 1 Accent 4"/>
     <w:lsdException w:qFormat="1" w:unhideWhenUsed="0" w:uiPriority="68" w:semiHidden="0" w:name="Medium Grid 2 Accent 4"/>
     <w:lsdException w:qFormat="1" w:unhideWhenUsed="0" w:uiPriority="69" w:semiHidden="0" w:name="Medium Grid 3 Accent 4"/>
     <w:lsdException w:qFormat="1" w:unhideWhenUsed="0" w:uiPriority="70" w:semiHidden="0" w:name="Dark List Accent 4"/>
-    <w:lsdException w:unhideWhenUsed="0" w:uiPriority="71" w:semiHidden="0" w:name="Colorful Shading Accent 4"/>
+    <w:lsdException w:qFormat="1" w:unhideWhenUsed="0" w:uiPriority="71" w:semiHidden="0" w:name="Colorful Shading Accent 4"/>
     <w:lsdException w:qFormat="1" w:unhideWhenUsed="0" w:uiPriority="72" w:semiHidden="0" w:name="Colorful List Accent 4"/>
     <w:lsdException w:qFormat="1" w:unhideWhenUsed="0" w:uiPriority="73" w:semiHidden="0" w:name="Colorful Grid Accent 4"/>
     <w:lsdException w:qFormat="1" w:unhideWhenUsed="0" w:uiPriority="60" w:semiHidden="0" w:name="Light Shading Accent 5"/>
     <w:lsdException w:qFormat="1" w:unhideWhenUsed="0" w:uiPriority="61" w:semiHidden="0" w:name="Light List Accent 5"/>
-    <w:lsdException w:unhideWhenUsed="0" w:uiPriority="62" w:semiHidden="0" w:name="Light Grid Accent 5"/>
+    <w:lsdException w:qFormat="1" w:unhideWhenUsed="0" w:uiPriority="62" w:semiHidden="0" w:name="Light Grid Accent 5"/>
     <w:lsdException w:qFormat="1" w:unhideWhenUsed="0" w:uiPriority="63" w:semiHidden="0" w:name="Medium Shading 1 Accent 5"/>
-    <w:lsdException w:unhideWhenUsed="0" w:uiPriority="64" w:semiHidden="0" w:name="Medium Shading 2 Accent 5"/>
-    <w:lsdException w:unhideWhenUsed="0" w:uiPriority="65" w:semiHidden="0" w:name="Medium List 1 Accent 5"/>
-    <w:lsdException w:unhideWhenUsed="0" w:uiPriority="66" w:semiHidden="0" w:name="Medium List 2 Accent 5"/>
-    <w:lsdException w:unhideWhenUsed="0" w:uiPriority="67" w:semiHidden="0" w:name="Medium Grid 1 Accent 5"/>
+    <w:lsdException w:qFormat="1" w:unhideWhenUsed="0" w:uiPriority="64" w:semiHidden="0" w:name="Medium Shading 2 Accent 5"/>
+    <w:lsdException w:qFormat="1" w:unhideWhenUsed="0" w:uiPriority="65" w:semiHidden="0" w:name="Medium List 1 Accent 5"/>
+    <w:lsdException w:qFormat="1" w:unhideWhenUsed="0" w:uiPriority="66" w:semiHidden="0" w:name="Medium List 2 Accent 5"/>
+    <w:lsdException w:qFormat="1" w:unhideWhenUsed="0" w:uiPriority="67" w:semiHidden="0" w:name="Medium Grid 1 Accent 5"/>
     <w:lsdException w:qFormat="1" w:unhideWhenUsed="0" w:uiPriority="68" w:semiHidden="0" w:name="Medium Grid 2 Accent 5"/>
     <w:lsdException w:qFormat="1" w:unhideWhenUsed="0" w:uiPriority="69" w:semiHidden="0" w:name="Medium Grid 3 Accent 5"/>
     <w:lsdException w:qFormat="1" w:unhideWhenUsed="0" w:uiPriority="70" w:semiHidden="0" w:name="Dark List Accent 5"/>
     <w:lsdException w:qFormat="1" w:unhideWhenUsed="0" w:uiPriority="71" w:semiHidden="0" w:name="Colorful Shading Accent 5"/>
     <w:lsdException w:qFormat="1" w:unhideWhenUsed="0" w:uiPriority="72" w:semiHidden="0" w:name="Colorful List Accent 5"/>
-    <w:lsdException w:unhideWhenUsed="0" w:uiPriority="73" w:semiHidden="0" w:name="Colorful Grid Accent 5"/>
-    <w:lsdException w:unhideWhenUsed="0" w:uiPriority="60" w:semiHidden="0" w:name="Light Shading Accent 6"/>
-    <w:lsdException w:unhideWhenUsed="0" w:uiPriority="61" w:semiHidden="0" w:name="Light List Accent 6"/>
-    <w:lsdException w:unhideWhenUsed="0" w:uiPriority="62" w:semiHidden="0" w:name="Light Grid Accent 6"/>
+    <w:lsdException w:qFormat="1" w:unhideWhenUsed="0" w:uiPriority="73" w:semiHidden="0" w:name="Colorful Grid Accent 5"/>
+    <w:lsdException w:qFormat="1" w:unhideWhenUsed="0" w:uiPriority="60" w:semiHidden="0" w:name="Light Shading Accent 6"/>
+    <w:lsdException w:qFormat="1" w:unhideWhenUsed="0" w:uiPriority="61" w:semiHidden="0" w:name="Light List Accent 6"/>
+    <w:lsdException w:qFormat="1" w:unhideWhenUsed="0" w:uiPriority="62" w:semiHidden="0" w:name="Light Grid Accent 6"/>
     <w:lsdException w:qFormat="1" w:unhideWhenUsed="0" w:uiPriority="63" w:semiHidden="0" w:name="Medium Shading 1 Accent 6"/>
     <w:lsdException w:qFormat="1" w:unhideWhenUsed="0" w:uiPriority="64" w:semiHidden="0" w:name="Medium Shading 2 Accent 6"/>
     <w:lsdException w:qFormat="1" w:unhideWhenUsed="0" w:uiPriority="65" w:semiHidden="0" w:name="Medium List 1 Accent 6"/>
-    <w:lsdException w:unhideWhenUsed="0" w:uiPriority="66" w:semiHidden="0" w:name="Medium List 2 Accent 6"/>
+    <w:lsdException w:qFormat="1" w:unhideWhenUsed="0" w:uiPriority="66" w:semiHidden="0" w:name="Medium List 2 Accent 6"/>
     <w:lsdException w:unhideWhenUsed="0" w:uiPriority="67" w:semiHidden="0" w:name="Medium Grid 1 Accent 6"/>
     <w:lsdException w:qFormat="1" w:unhideWhenUsed="0" w:uiPriority="68" w:semiHidden="0" w:name="Medium Grid 2 Accent 6"/>
     <w:lsdException w:qFormat="1" w:unhideWhenUsed="0" w:uiPriority="69" w:semiHidden="0" w:name="Medium Grid 3 Accent 6"/>
-    <w:lsdException w:unhideWhenUsed="0" w:uiPriority="70" w:semiHidden="0" w:name="Dark List Accent 6"/>
+    <w:lsdException w:qFormat="1" w:unhideWhenUsed="0" w:uiPriority="70" w:semiHidden="0" w:name="Dark List Accent 6"/>
     <w:lsdException w:qFormat="1" w:unhideWhenUsed="0" w:uiPriority="71" w:semiHidden="0" w:name="Colorful Shading Accent 6"/>
     <w:lsdException w:qFormat="1" w:unhideWhenUsed="0" w:uiPriority="72" w:semiHidden="0" w:name="Colorful List Accent 6"/>
     <w:lsdException w:qFormat="1" w:unhideWhenUsed="0" w:uiPriority="73" w:semiHidden="0" w:name="Colorful Grid Accent 6"/>
@@ -7182,6 +7169,7 @@
     <w:name w:val="List Number"/>
     <w:basedOn w:val="1"/>
     <w:unhideWhenUsed/>
+    <w:qFormat/>
     <w:uiPriority w:val="99"/>
     <w:pPr>
       <w:numPr>
@@ -7219,6 +7207,7 @@
     <w:name w:val="List Bullet"/>
     <w:basedOn w:val="1"/>
     <w:unhideWhenUsed/>
+    <w:qFormat/>
     <w:uiPriority w:val="99"/>
     <w:pPr>
       <w:numPr>
@@ -7247,6 +7236,7 @@
     <w:name w:val="List Bullet 3"/>
     <w:basedOn w:val="1"/>
     <w:unhideWhenUsed/>
+    <w:qFormat/>
     <w:uiPriority w:val="99"/>
     <w:pPr>
       <w:numPr>
@@ -7261,6 +7251,7 @@
     <w:basedOn w:val="1"/>
     <w:link w:val="144"/>
     <w:unhideWhenUsed/>
+    <w:qFormat/>
     <w:uiPriority w:val="99"/>
     <w:pPr>
       <w:spacing w:after="120"/>
@@ -7270,6 +7261,7 @@
     <w:name w:val="List Number 3"/>
     <w:basedOn w:val="1"/>
     <w:unhideWhenUsed/>
+    <w:qFormat/>
     <w:uiPriority w:val="99"/>
     <w:pPr>
       <w:numPr>
@@ -7321,6 +7313,7 @@
     <w:basedOn w:val="1"/>
     <w:link w:val="136"/>
     <w:unhideWhenUsed/>
+    <w:qFormat/>
     <w:uiPriority w:val="99"/>
     <w:pPr>
       <w:tabs>
@@ -7393,6 +7386,7 @@
     <w:name w:val="List Continue 2"/>
     <w:basedOn w:val="1"/>
     <w:unhideWhenUsed/>
+    <w:qFormat/>
     <w:uiPriority w:val="99"/>
     <w:pPr>
       <w:spacing w:after="120"/>
@@ -7762,6 +7756,7 @@
   <w:style w:type="table" w:styleId="37">
     <w:name w:val="Light Shading Accent 3"/>
     <w:basedOn w:val="32"/>
+    <w:qFormat/>
     <w:uiPriority w:val="60"/>
     <w:pPr>
       <w:spacing w:after="0" w:line="240" w:lineRule="auto"/>
@@ -7861,6 +7856,7 @@
   <w:style w:type="table" w:styleId="38">
     <w:name w:val="Light Shading Accent 4"/>
     <w:basedOn w:val="32"/>
+    <w:qFormat/>
     <w:uiPriority w:val="60"/>
     <w:pPr>
       <w:spacing w:after="0" w:line="240" w:lineRule="auto"/>
@@ -8060,6 +8056,7 @@
   <w:style w:type="table" w:styleId="40">
     <w:name w:val="Light Shading Accent 6"/>
     <w:basedOn w:val="32"/>
+    <w:qFormat/>
     <w:uiPriority w:val="60"/>
     <w:pPr>
       <w:spacing w:after="0" w:line="240" w:lineRule="auto"/>
@@ -8253,6 +8250,7 @@
   <w:style w:type="table" w:styleId="42">
     <w:name w:val="Light List Accent 1"/>
     <w:basedOn w:val="32"/>
+    <w:qFormat/>
     <w:uiPriority w:val="61"/>
     <w:pPr>
       <w:spacing w:after="0" w:line="240" w:lineRule="auto"/>
@@ -8346,6 +8344,7 @@
   <w:style w:type="table" w:styleId="43">
     <w:name w:val="Light List Accent 2"/>
     <w:basedOn w:val="32"/>
+    <w:qFormat/>
     <w:uiPriority w:val="61"/>
     <w:pPr>
       <w:spacing w:after="0" w:line="240" w:lineRule="auto"/>
@@ -8439,6 +8438,7 @@
   <w:style w:type="table" w:styleId="44">
     <w:name w:val="Light List Accent 3"/>
     <w:basedOn w:val="32"/>
+    <w:qFormat/>
     <w:uiPriority w:val="61"/>
     <w:pPr>
       <w:spacing w:after="0" w:line="240" w:lineRule="auto"/>
@@ -8532,6 +8532,7 @@
   <w:style w:type="table" w:styleId="45">
     <w:name w:val="Light List Accent 4"/>
     <w:basedOn w:val="32"/>
+    <w:qFormat/>
     <w:uiPriority w:val="61"/>
     <w:pPr>
       <w:spacing w:after="0" w:line="240" w:lineRule="auto"/>
@@ -8719,6 +8720,7 @@
   <w:style w:type="table" w:styleId="47">
     <w:name w:val="Light List Accent 6"/>
     <w:basedOn w:val="32"/>
+    <w:qFormat/>
     <w:uiPriority w:val="61"/>
     <w:pPr>
       <w:spacing w:after="0" w:line="240" w:lineRule="auto"/>
@@ -8812,6 +8814,7 @@
   <w:style w:type="table" w:styleId="48">
     <w:name w:val="Light Grid"/>
     <w:basedOn w:val="32"/>
+    <w:qFormat/>
     <w:uiPriority w:val="62"/>
     <w:pPr>
       <w:spacing w:after="0" w:line="240" w:lineRule="auto"/>
@@ -8938,6 +8941,7 @@
   <w:style w:type="table" w:styleId="49">
     <w:name w:val="Light Grid Accent 1"/>
     <w:basedOn w:val="32"/>
+    <w:qFormat/>
     <w:uiPriority w:val="62"/>
     <w:pPr>
       <w:spacing w:after="0" w:line="240" w:lineRule="auto"/>
@@ -9064,6 +9068,7 @@
   <w:style w:type="table" w:styleId="50">
     <w:name w:val="Light Grid Accent 2"/>
     <w:basedOn w:val="32"/>
+    <w:qFormat/>
     <w:uiPriority w:val="62"/>
     <w:pPr>
       <w:spacing w:after="0" w:line="240" w:lineRule="auto"/>
@@ -9190,6 +9195,7 @@
   <w:style w:type="table" w:styleId="51">
     <w:name w:val="Light Grid Accent 3"/>
     <w:basedOn w:val="32"/>
+    <w:qFormat/>
     <w:uiPriority w:val="62"/>
     <w:pPr>
       <w:spacing w:after="0" w:line="240" w:lineRule="auto"/>
@@ -9316,6 +9322,7 @@
   <w:style w:type="table" w:styleId="52">
     <w:name w:val="Light Grid Accent 4"/>
     <w:basedOn w:val="32"/>
+    <w:qFormat/>
     <w:uiPriority w:val="62"/>
     <w:pPr>
       <w:spacing w:after="0" w:line="240" w:lineRule="auto"/>
@@ -9442,6 +9449,7 @@
   <w:style w:type="table" w:styleId="53">
     <w:name w:val="Light Grid Accent 5"/>
     <w:basedOn w:val="32"/>
+    <w:qFormat/>
     <w:uiPriority w:val="62"/>
     <w:pPr>
       <w:spacing w:after="0" w:line="240" w:lineRule="auto"/>
@@ -9568,6 +9576,7 @@
   <w:style w:type="table" w:styleId="54">
     <w:name w:val="Light Grid Accent 6"/>
     <w:basedOn w:val="32"/>
+    <w:qFormat/>
     <w:uiPriority w:val="62"/>
     <w:pPr>
       <w:spacing w:after="0" w:line="240" w:lineRule="auto"/>
@@ -9694,6 +9703,7 @@
   <w:style w:type="table" w:styleId="55">
     <w:name w:val="Medium Shading 1"/>
     <w:basedOn w:val="32"/>
+    <w:qFormat/>
     <w:uiPriority w:val="63"/>
     <w:pPr>
       <w:spacing w:after="0" w:line="240" w:lineRule="auto"/>
@@ -9909,6 +9919,7 @@
   <w:style w:type="table" w:styleId="57">
     <w:name w:val="Medium Shading 1 Accent 2"/>
     <w:basedOn w:val="32"/>
+    <w:qFormat/>
     <w:uiPriority w:val="63"/>
     <w:pPr>
       <w:spacing w:after="0" w:line="240" w:lineRule="auto"/>
@@ -10124,6 +10135,7 @@
   <w:style w:type="table" w:styleId="59">
     <w:name w:val="Medium Shading 1 Accent 4"/>
     <w:basedOn w:val="32"/>
+    <w:qFormat/>
     <w:uiPriority w:val="63"/>
     <w:pPr>
       <w:spacing w:after="0" w:line="240" w:lineRule="auto"/>
@@ -10613,6 +10625,7 @@
   <w:style w:type="table" w:styleId="63">
     <w:name w:val="Medium Shading 2 Accent 1"/>
     <w:basedOn w:val="32"/>
+    <w:qFormat/>
     <w:uiPriority w:val="64"/>
     <w:pPr>
       <w:spacing w:after="0" w:line="240" w:lineRule="auto"/>
@@ -11110,6 +11123,7 @@
   <w:style w:type="table" w:styleId="66">
     <w:name w:val="Medium Shading 2 Accent 4"/>
     <w:basedOn w:val="32"/>
+    <w:qFormat/>
     <w:uiPriority w:val="64"/>
     <w:pPr>
       <w:spacing w:after="0" w:line="240" w:lineRule="auto"/>
@@ -11275,6 +11289,7 @@
   <w:style w:type="table" w:styleId="67">
     <w:name w:val="Medium Shading 2 Accent 5"/>
     <w:basedOn w:val="32"/>
+    <w:qFormat/>
     <w:uiPriority w:val="64"/>
     <w:pPr>
       <w:spacing w:after="0" w:line="240" w:lineRule="auto"/>
@@ -11606,6 +11621,7 @@
   <w:style w:type="table" w:styleId="69">
     <w:name w:val="Medium List 1"/>
     <w:basedOn w:val="32"/>
+    <w:qFormat/>
     <w:uiPriority w:val="65"/>
     <w:pPr>
       <w:spacing w:after="0" w:line="240" w:lineRule="auto"/>
@@ -11787,6 +11803,7 @@
   <w:style w:type="table" w:styleId="71">
     <w:name w:val="Medium List 1 Accent 2"/>
     <w:basedOn w:val="32"/>
+    <w:qFormat/>
     <w:uiPriority w:val="65"/>
     <w:pPr>
       <w:spacing w:after="0" w:line="240" w:lineRule="auto"/>
@@ -12058,6 +12075,7 @@
   <w:style w:type="table" w:styleId="74">
     <w:name w:val="Medium List 1 Accent 5"/>
     <w:basedOn w:val="32"/>
+    <w:qFormat/>
     <w:uiPriority w:val="65"/>
     <w:pPr>
       <w:spacing w:after="0" w:line="240" w:lineRule="auto"/>
@@ -12369,6 +12387,7 @@
   <w:style w:type="table" w:styleId="77">
     <w:name w:val="Medium List 2 Accent 1"/>
     <w:basedOn w:val="32"/>
+    <w:qFormat/>
     <w:uiPriority w:val="66"/>
     <w:pPr>
       <w:spacing w:after="0" w:line="240" w:lineRule="auto"/>
@@ -12498,6 +12517,7 @@
   <w:style w:type="table" w:styleId="78">
     <w:name w:val="Medium List 2 Accent 2"/>
     <w:basedOn w:val="32"/>
+    <w:qFormat/>
     <w:uiPriority w:val="66"/>
     <w:pPr>
       <w:spacing w:after="0" w:line="240" w:lineRule="auto"/>
@@ -12757,6 +12777,7 @@
   <w:style w:type="table" w:styleId="80">
     <w:name w:val="Medium List 2 Accent 4"/>
     <w:basedOn w:val="32"/>
+    <w:qFormat/>
     <w:uiPriority w:val="66"/>
     <w:pPr>
       <w:spacing w:after="0" w:line="240" w:lineRule="auto"/>
@@ -12886,6 +12907,7 @@
   <w:style w:type="table" w:styleId="81">
     <w:name w:val="Medium List 2 Accent 5"/>
     <w:basedOn w:val="32"/>
+    <w:qFormat/>
     <w:uiPriority w:val="66"/>
     <w:pPr>
       <w:spacing w:after="0" w:line="240" w:lineRule="auto"/>
@@ -13015,6 +13037,7 @@
   <w:style w:type="table" w:styleId="82">
     <w:name w:val="Medium List 2 Accent 6"/>
     <w:basedOn w:val="32"/>
+    <w:qFormat/>
     <w:uiPriority w:val="66"/>
     <w:pPr>
       <w:spacing w:after="0" w:line="240" w:lineRule="auto"/>
@@ -13284,6 +13307,7 @@
   <w:style w:type="table" w:styleId="85">
     <w:name w:val="Medium Grid 1 Accent 2"/>
     <w:basedOn w:val="32"/>
+    <w:qFormat/>
     <w:uiPriority w:val="67"/>
     <w:pPr>
       <w:spacing w:after="0" w:line="240" w:lineRule="auto"/>
@@ -13423,6 +13447,7 @@
   <w:style w:type="table" w:styleId="87">
     <w:name w:val="Medium Grid 1 Accent 4"/>
     <w:basedOn w:val="32"/>
+    <w:qFormat/>
     <w:uiPriority w:val="67"/>
     <w:pPr>
       <w:spacing w:after="0" w:line="240" w:lineRule="auto"/>
@@ -13492,6 +13517,7 @@
   <w:style w:type="table" w:styleId="88">
     <w:name w:val="Medium Grid 1 Accent 5"/>
     <w:basedOn w:val="32"/>
+    <w:qFormat/>
     <w:uiPriority w:val="67"/>
     <w:pPr>
       <w:spacing w:after="0" w:line="240" w:lineRule="auto"/>
@@ -13630,6 +13656,7 @@
   <w:style w:type="table" w:styleId="90">
     <w:name w:val="Medium Grid 2"/>
     <w:basedOn w:val="32"/>
+    <w:qFormat/>
     <w:uiPriority w:val="68"/>
     <w:pPr>
       <w:spacing w:after="0" w:line="240" w:lineRule="auto"/>
@@ -13776,6 +13803,7 @@
   <w:style w:type="table" w:styleId="91">
     <w:name w:val="Medium Grid 2 Accent 1"/>
     <w:basedOn w:val="32"/>
+    <w:qFormat/>
     <w:uiPriority w:val="68"/>
     <w:pPr>
       <w:spacing w:after="0" w:line="240" w:lineRule="auto"/>
@@ -14657,6 +14685,7 @@
   <w:style w:type="table" w:styleId="97">
     <w:name w:val="Medium Grid 3"/>
     <w:basedOn w:val="32"/>
+    <w:qFormat/>
     <w:uiPriority w:val="69"/>
     <w:pPr>
       <w:spacing w:after="0" w:line="240" w:lineRule="auto"/>
@@ -16457,6 +16486,7 @@
   <w:style w:type="table" w:styleId="110">
     <w:name w:val="Dark List Accent 6"/>
     <w:basedOn w:val="32"/>
+    <w:qFormat/>
     <w:uiPriority w:val="70"/>
     <w:pPr>
       <w:spacing w:after="0" w:line="240" w:lineRule="auto"/>
@@ -17148,6 +17178,7 @@
   <w:style w:type="table" w:styleId="115">
     <w:name w:val="Colorful Shading Accent 4"/>
     <w:basedOn w:val="32"/>
+    <w:qFormat/>
     <w:uiPriority w:val="71"/>
     <w:pPr>
       <w:spacing w:after="0" w:line="240" w:lineRule="auto"/>
@@ -17687,6 +17718,7 @@
   <w:style w:type="table" w:styleId="119">
     <w:name w:val="Colorful List Accent 1"/>
     <w:basedOn w:val="32"/>
+    <w:qFormat/>
     <w:uiPriority w:val="72"/>
     <w:pPr>
       <w:spacing w:after="0" w:line="240" w:lineRule="auto"/>
@@ -18243,6 +18275,7 @@
   <w:style w:type="table" w:styleId="125">
     <w:name w:val="Colorful Grid"/>
     <w:basedOn w:val="32"/>
+    <w:qFormat/>
     <w:uiPriority w:val="73"/>
     <w:pPr>
       <w:spacing w:after="0" w:line="240" w:lineRule="auto"/>
@@ -18436,6 +18469,7 @@
   <w:style w:type="table" w:styleId="127">
     <w:name w:val="Colorful Grid Accent 2"/>
     <w:basedOn w:val="32"/>
+    <w:qFormat/>
     <w:uiPriority w:val="73"/>
     <w:pPr>
       <w:spacing w:after="0" w:line="240" w:lineRule="auto"/>
@@ -18726,6 +18760,7 @@
   <w:style w:type="table" w:styleId="130">
     <w:name w:val="Colorful Grid Accent 5"/>
     <w:basedOn w:val="32"/>
+    <w:qFormat/>
     <w:uiPriority w:val="73"/>
     <w:pPr>
       <w:spacing w:after="0" w:line="240" w:lineRule="auto"/>
@@ -18940,12 +18975,14 @@
     <w:name w:val="Header Char"/>
     <w:basedOn w:val="132"/>
     <w:link w:val="25"/>
+    <w:qFormat/>
     <w:uiPriority w:val="99"/>
   </w:style>
   <w:style w:type="character" w:customStyle="1" w:styleId="136">
     <w:name w:val="Footer Char"/>
     <w:basedOn w:val="132"/>
     <w:link w:val="24"/>
+    <w:qFormat/>
     <w:uiPriority w:val="99"/>
   </w:style>
   <w:style w:type="paragraph" w:styleId="137">
@@ -19001,6 +19038,7 @@
     <w:name w:val="Heading 3 Char"/>
     <w:basedOn w:val="132"/>
     <w:link w:val="5"/>
+    <w:qFormat/>
     <w:uiPriority w:val="9"/>
     <w:rPr>
       <w:rFonts w:asciiTheme="majorHAnsi" w:hAnsiTheme="majorHAnsi" w:eastAsiaTheme="majorEastAsia" w:cstheme="majorBidi"/>
@@ -19071,6 +19109,7 @@
     <w:name w:val="Body Text 2 Char"/>
     <w:basedOn w:val="132"/>
     <w:link w:val="28"/>
+    <w:qFormat/>
     <w:uiPriority w:val="99"/>
   </w:style>
   <w:style w:type="character" w:customStyle="1" w:styleId="146">
@@ -19088,6 +19127,7 @@
     <w:name w:val="Macro Text Char"/>
     <w:basedOn w:val="132"/>
     <w:link w:val="2"/>
+    <w:qFormat/>
     <w:uiPriority w:val="99"/>
     <w:rPr>
       <w:rFonts w:ascii="Courier" w:hAnsi="Courier"/>
@@ -19117,6 +19157,7 @@
     <w:name w:val="Quote Char"/>
     <w:basedOn w:val="132"/>
     <w:link w:val="148"/>
+    <w:qFormat/>
     <w:uiPriority w:val="29"/>
     <w:rPr>
       <w:i/>
@@ -19134,6 +19175,7 @@
     <w:basedOn w:val="132"/>
     <w:link w:val="6"/>
     <w:semiHidden/>
+    <w:qFormat/>
     <w:uiPriority w:val="9"/>
     <w:rPr>
       <w:rFonts w:asciiTheme="majorHAnsi" w:hAnsiTheme="majorHAnsi" w:eastAsiaTheme="majorEastAsia" w:cstheme="majorBidi"/>
@@ -19202,6 +19244,7 @@
     <w:basedOn w:val="132"/>
     <w:link w:val="10"/>
     <w:semiHidden/>
+    <w:qFormat/>
     <w:uiPriority w:val="9"/>
     <w:rPr>
       <w:rFonts w:asciiTheme="majorHAnsi" w:hAnsiTheme="majorHAnsi" w:eastAsiaTheme="majorEastAsia" w:cstheme="majorBidi"/>
@@ -19270,6 +19313,7 @@
     <w:name w:val="Intense Quote Char"/>
     <w:basedOn w:val="132"/>
     <w:link w:val="156"/>
+    <w:qFormat/>
     <w:uiPriority w:val="30"/>
     <w:rPr>
       <w:b/>

--- a/deliverables/02-数据规范与治理.docx
+++ b/deliverables/02-数据规范与治理.docx
@@ -266,7 +266,7 @@
           <w:rFonts w:ascii="Consolas" w:hAnsi="Consolas" w:eastAsia="Consolas"/>
           <w:sz w:val="18"/>
         </w:rPr>
-        <w:t xml:space="preserve">  prototype/data/title-zh/    中文标题档案，含来源与引擎，18,725 条</w:t>
+        <w:t xml:space="preserve">  prototype/data/title-zh/    中文标题档案，含来源与引擎，18,746 条</w:t>
       </w:r>
     </w:p>
     <w:p>
@@ -4633,14 +4633,14 @@
           <w:b/>
           <w:sz w:val="21"/>
         </w:rPr>
-        <w:t>18,725 / 18,785（99.68%）</w:t>
+        <w:t>18,746 / 18,785（99.79%）</w:t>
       </w:r>
       <w:r>
         <w:rPr>
           <w:rFonts w:ascii="微软雅黑" w:hAnsi="微软雅黑" w:eastAsia="微软雅黑"/>
           <w:sz w:val="21"/>
         </w:rPr>
-        <w:t>，仍缺 60 部</w:t>
+        <w:t>，仍缺 39 部</w:t>
       </w:r>
     </w:p>
     <w:p>
@@ -5840,7 +5840,7 @@
                 <w:rFonts w:ascii="微软雅黑" w:hAnsi="微软雅黑" w:eastAsia="微软雅黑"/>
                 <w:sz w:val="19"/>
               </w:rPr>
-              <w:t>60 部</w:t>
+              <w:t>39 部</w:t>
             </w:r>
           </w:p>
         </w:tc>
@@ -5857,7 +5857,7 @@
                 <w:rFonts w:ascii="微软雅黑" w:hAnsi="微软雅黑" w:eastAsia="微软雅黑"/>
                 <w:sz w:val="19"/>
               </w:rPr>
-              <w:t>缅甸文 17 / 泰文 16 / 马来文 12 / 老挝文 11 / 柬 2 / 印尼 2</w:t>
+              <w:t>按语种明细待重新统计</w:t>
             </w:r>
           </w:p>
         </w:tc>
